--- a/ES2N-CARTA DE APRESENTAÇÃO GRUPO IAGORA V2.0.docx
+++ b/ES2N-CARTA DE APRESENTAÇÃO GRUPO IAGORA V2.0.docx
@@ -87,7 +87,16 @@
           <w:lang w:eastAsia="pt-BR"/>
           <w14:ligatures w14:val="none"/>
         </w:rPr>
-        <w:t xml:space="preserve"> [Inserir Data]</w:t>
+        <w:t xml:space="preserve"> </w:t>
+      </w:r>
+      <w:r>
+        <w:rPr>
+          <w:rFonts w:eastAsia="Times New Roman" w:cs="Times New Roman" w:ascii="Times New Roman" w:hAnsi="Times New Roman"/>
+          <w:kern w:val="0"/>
+          <w:lang w:eastAsia="pt-BR"/>
+          <w14:ligatures w14:val="none"/>
+        </w:rPr>
+        <w:t>21/09/2026</w:t>
       </w:r>
     </w:p>
     <w:p>
@@ -1515,7 +1524,12 @@
         </w:rPr>
       </w:pPr>
       <w:r>
-        <w:rPr/>
+        <w:rPr>
+          <w:rFonts w:eastAsia="Times New Roman" w:cs="Times New Roman" w:ascii="Times New Roman" w:hAnsi="Times New Roman"/>
+          <w:kern w:val="0"/>
+          <w:lang w:eastAsia="pt-BR"/>
+          <w14:ligatures w14:val="none"/>
+        </w:rPr>
       </w:r>
     </w:p>
     <w:p>
@@ -1531,7 +1545,12 @@
         </w:rPr>
       </w:pPr>
       <w:r>
-        <w:rPr/>
+        <w:rPr>
+          <w:rFonts w:eastAsia="Times New Roman" w:cs="Times New Roman" w:ascii="Times New Roman" w:hAnsi="Times New Roman"/>
+          <w:kern w:val="0"/>
+          <w:lang w:eastAsia="pt-BR"/>
+          <w14:ligatures w14:val="none"/>
+        </w:rPr>
       </w:r>
     </w:p>
     <w:p>
@@ -1643,6 +1662,7 @@
         <w:tab/>
         <w:t xml:space="preserve">Data: </w:t>
         <w:tab/>
+        <w:t xml:space="preserve">    </w:t>
       </w:r>
       <w:r>
         <w:rPr>
@@ -1655,6 +1675,7 @@
         </w:rPr>
         <w:t>/</w:t>
         <w:tab/>
+        <w:t xml:space="preserve"> </w:t>
       </w:r>
       <w:r>
         <w:rPr>
@@ -1795,10 +1816,8 @@
           <w:lang w:eastAsia="pt-BR"/>
         </w:rPr>
         <w:t xml:space="preserve">Data: </w:t>
-      </w:r>
-      <w:r>
-        <w:rPr/>
         <w:tab/>
+        <w:t xml:space="preserve">   </w:t>
       </w:r>
       <w:r>
         <w:rPr>
@@ -1808,9 +1827,6 @@
           <w:lang w:eastAsia="pt-BR"/>
         </w:rPr>
         <w:t>/</w:t>
-      </w:r>
-      <w:r>
-        <w:rPr/>
         <w:tab/>
       </w:r>
       <w:r>
